--- a/Investigación acerca de Haskell Fase 1.docx
+++ b/Investigación acerca de Haskell Fase 1.docx
@@ -162,84 +162,82 @@
           <w:szCs w:val="28"/>
           <w:lang w:val="es-GT"/>
         </w:rPr>
-        <w:t xml:space="preserve">Investigación acerca de Haskell Fase </w:t>
-      </w:r>
-      <w:r>
-        <w:rPr>
-          <w:rFonts w:ascii="Times New Roman" w:hAnsi="Times New Roman" w:cs="Times New Roman"/>
-          <w:b/>
-          <w:bCs/>
-          <w:sz w:val="28"/>
-          <w:szCs w:val="28"/>
+        <w:t>Investigación acerca de Haskell Fase 1</w:t>
+      </w:r>
+    </w:p>
+    <w:p>
+      <w:pPr>
+        <w:rPr>
+          <w:rFonts w:ascii="Times New Roman" w:hAnsi="Times New Roman" w:cs="Times New Roman"/>
+        </w:rPr>
+      </w:pPr>
+      <w:r>
+        <w:rPr>
+          <w:rFonts w:ascii="Times New Roman" w:hAnsi="Times New Roman" w:cs="Times New Roman"/>
+        </w:rPr>
+        <w:t> </w:t>
+      </w:r>
+    </w:p>
+    <w:p>
+      <w:pPr>
+        <w:rPr>
+          <w:rFonts w:ascii="Times New Roman" w:hAnsi="Times New Roman" w:cs="Times New Roman"/>
+        </w:rPr>
+      </w:pPr>
+      <w:r>
+        <w:rPr>
+          <w:rFonts w:ascii="Times New Roman" w:hAnsi="Times New Roman" w:cs="Times New Roman"/>
+        </w:rPr>
+        <w:t> </w:t>
+      </w:r>
+    </w:p>
+    <w:p>
+      <w:pPr>
+        <w:rPr>
+          <w:rFonts w:ascii="Times New Roman" w:hAnsi="Times New Roman" w:cs="Times New Roman"/>
+        </w:rPr>
+      </w:pPr>
+      <w:r>
+        <w:rPr>
+          <w:rFonts w:ascii="Times New Roman" w:hAnsi="Times New Roman" w:cs="Times New Roman"/>
+        </w:rPr>
+        <w:t> </w:t>
+      </w:r>
+    </w:p>
+    <w:p>
+      <w:pPr>
+        <w:rPr>
+          <w:rFonts w:ascii="Times New Roman" w:hAnsi="Times New Roman" w:cs="Times New Roman"/>
+        </w:rPr>
+      </w:pPr>
+      <w:r>
+        <w:rPr>
+          <w:rFonts w:ascii="Times New Roman" w:hAnsi="Times New Roman" w:cs="Times New Roman"/>
+        </w:rPr>
+        <w:t> </w:t>
+      </w:r>
+    </w:p>
+    <w:p>
+      <w:pPr>
+        <w:rPr>
+          <w:rFonts w:ascii="Times New Roman" w:hAnsi="Times New Roman" w:cs="Times New Roman"/>
+        </w:rPr>
+      </w:pPr>
+      <w:r>
+        <w:rPr>
+          <w:rFonts w:ascii="Times New Roman" w:hAnsi="Times New Roman" w:cs="Times New Roman"/>
+        </w:rPr>
+        <w:t> </w:t>
+      </w:r>
+    </w:p>
+    <w:p>
+      <w:pPr>
+        <w:jc w:val="right"/>
+        <w:rPr>
+          <w:rFonts w:ascii="Times New Roman" w:hAnsi="Times New Roman" w:cs="Times New Roman"/>
           <w:lang w:val="es-GT"/>
         </w:rPr>
-        <w:t>1</w:t>
-      </w:r>
-    </w:p>
-    <w:p>
-      <w:pPr>
-        <w:rPr>
-          <w:rFonts w:ascii="Times New Roman" w:hAnsi="Times New Roman" w:cs="Times New Roman"/>
-        </w:rPr>
-      </w:pPr>
-      <w:r>
-        <w:rPr>
-          <w:rFonts w:ascii="Times New Roman" w:hAnsi="Times New Roman" w:cs="Times New Roman"/>
-        </w:rPr>
-        <w:t> </w:t>
-      </w:r>
-    </w:p>
-    <w:p>
-      <w:pPr>
-        <w:rPr>
-          <w:rFonts w:ascii="Times New Roman" w:hAnsi="Times New Roman" w:cs="Times New Roman"/>
-        </w:rPr>
-      </w:pPr>
-      <w:r>
-        <w:rPr>
-          <w:rFonts w:ascii="Times New Roman" w:hAnsi="Times New Roman" w:cs="Times New Roman"/>
-        </w:rPr>
-        <w:t> </w:t>
-      </w:r>
-    </w:p>
-    <w:p>
-      <w:pPr>
-        <w:rPr>
-          <w:rFonts w:ascii="Times New Roman" w:hAnsi="Times New Roman" w:cs="Times New Roman"/>
-        </w:rPr>
-      </w:pPr>
-      <w:r>
-        <w:rPr>
-          <w:rFonts w:ascii="Times New Roman" w:hAnsi="Times New Roman" w:cs="Times New Roman"/>
-        </w:rPr>
-        <w:t> </w:t>
-      </w:r>
-    </w:p>
-    <w:p>
-      <w:pPr>
-        <w:rPr>
-          <w:rFonts w:ascii="Times New Roman" w:hAnsi="Times New Roman" w:cs="Times New Roman"/>
-        </w:rPr>
-      </w:pPr>
-      <w:r>
-        <w:rPr>
-          <w:rFonts w:ascii="Times New Roman" w:hAnsi="Times New Roman" w:cs="Times New Roman"/>
-        </w:rPr>
-        <w:t> </w:t>
-      </w:r>
-    </w:p>
-    <w:p>
-      <w:pPr>
-        <w:rPr>
-          <w:rFonts w:ascii="Times New Roman" w:hAnsi="Times New Roman" w:cs="Times New Roman"/>
-        </w:rPr>
-      </w:pPr>
-      <w:r>
-        <w:rPr>
-          <w:rFonts w:ascii="Times New Roman" w:hAnsi="Times New Roman" w:cs="Times New Roman"/>
-        </w:rPr>
-        <w:t> </w:t>
-      </w:r>
+      </w:pPr>
     </w:p>
     <w:p>
       <w:pPr>
@@ -282,23 +280,30 @@
         <w:jc w:val="right"/>
         <w:rPr>
           <w:rFonts w:ascii="Times New Roman" w:hAnsi="Times New Roman" w:cs="Times New Roman"/>
+        </w:rPr>
+      </w:pPr>
+    </w:p>
+    <w:p>
+      <w:pPr>
+        <w:jc w:val="right"/>
+        <w:rPr>
+          <w:rFonts w:ascii="Times New Roman" w:hAnsi="Times New Roman" w:cs="Times New Roman"/>
           <w:lang w:val="es-GT"/>
         </w:rPr>
       </w:pPr>
+      <w:r>
+        <w:rPr>
+          <w:rFonts w:ascii="Times New Roman" w:hAnsi="Times New Roman" w:cs="Times New Roman"/>
+          <w:lang w:val="es-GT"/>
+        </w:rPr>
+        <w:t>Juan Pablo Flores Chávez 25454</w:t>
+      </w:r>
     </w:p>
     <w:p>
       <w:pPr>
         <w:jc w:val="right"/>
         <w:rPr>
           <w:rFonts w:ascii="Times New Roman" w:hAnsi="Times New Roman" w:cs="Times New Roman"/>
-        </w:rPr>
-      </w:pPr>
-    </w:p>
-    <w:p>
-      <w:pPr>
-        <w:jc w:val="right"/>
-        <w:rPr>
-          <w:rFonts w:ascii="Times New Roman" w:hAnsi="Times New Roman" w:cs="Times New Roman"/>
           <w:lang w:val="es-GT"/>
         </w:rPr>
       </w:pPr>
@@ -307,51 +312,7 @@
           <w:rFonts w:ascii="Times New Roman" w:hAnsi="Times New Roman" w:cs="Times New Roman"/>
           <w:lang w:val="es-GT"/>
         </w:rPr>
-        <w:t>Juan Pablo Flores Chávez 25454</w:t>
-      </w:r>
-    </w:p>
-    <w:p>
-      <w:pPr>
-        <w:jc w:val="right"/>
-        <w:rPr>
-          <w:rFonts w:ascii="Times New Roman" w:hAnsi="Times New Roman" w:cs="Times New Roman"/>
-          <w:lang w:val="es-GT"/>
-        </w:rPr>
-      </w:pPr>
-      <w:r>
-        <w:rPr>
-          <w:rFonts w:ascii="Times New Roman" w:hAnsi="Times New Roman" w:cs="Times New Roman"/>
-          <w:lang w:val="es-GT"/>
-        </w:rPr>
-        <w:t>2</w:t>
-      </w:r>
-      <w:r>
-        <w:rPr>
-          <w:rFonts w:ascii="Times New Roman" w:hAnsi="Times New Roman" w:cs="Times New Roman"/>
-          <w:lang w:val="es-GT"/>
-        </w:rPr>
-        <w:t>8</w:t>
-      </w:r>
-      <w:r>
-        <w:rPr>
-          <w:rFonts w:ascii="Times New Roman" w:hAnsi="Times New Roman" w:cs="Times New Roman"/>
-          <w:lang w:val="es-GT"/>
-        </w:rPr>
-        <w:t>/0</w:t>
-      </w:r>
-      <w:r>
-        <w:rPr>
-          <w:rFonts w:ascii="Times New Roman" w:hAnsi="Times New Roman" w:cs="Times New Roman"/>
-          <w:lang w:val="es-GT"/>
-        </w:rPr>
-        <w:t>2</w:t>
-      </w:r>
-      <w:r>
-        <w:rPr>
-          <w:rFonts w:ascii="Times New Roman" w:hAnsi="Times New Roman" w:cs="Times New Roman"/>
-          <w:lang w:val="es-GT"/>
-        </w:rPr>
-        <w:t>/2026</w:t>
+        <w:t>28/02/2026</w:t>
       </w:r>
       <w:r>
         <w:rPr>
@@ -470,8 +431,210 @@
           <w:bCs/>
           <w:u w:val="single"/>
         </w:rPr>
+        <w:t>Entorno Virtual</w:t>
+      </w:r>
+    </w:p>
+    <w:p>
+      <w:pPr>
+        <w:jc w:val="both"/>
+        <w:rPr>
+          <w:rFonts w:ascii="Times New Roman" w:hAnsi="Times New Roman" w:cs="Times New Roman"/>
+        </w:rPr>
+      </w:pPr>
+      <w:hyperlink r:id="rId6" w:history="1">
+        <w:r>
+          <w:rPr>
+            <w:rStyle w:val="Hyperlink"/>
+            <w:rFonts w:ascii="Times New Roman" w:hAnsi="Times New Roman" w:cs="Times New Roman"/>
+          </w:rPr>
+          <w:t>https://www.onlinegdb.com/online_haskell_compiler</w:t>
+        </w:r>
+      </w:hyperlink>
+    </w:p>
+    <w:p>
+      <w:pPr>
+        <w:jc w:val="both"/>
+        <w:rPr>
+          <w:rFonts w:ascii="Times New Roman" w:hAnsi="Times New Roman" w:cs="Times New Roman"/>
+        </w:rPr>
+      </w:pPr>
+      <w:r>
+        <w:rPr>
+          <w:rFonts w:ascii="Times New Roman" w:hAnsi="Times New Roman" w:cs="Times New Roman"/>
+        </w:rPr>
+        <w:drawing>
+          <wp:inline distT="0" distB="0" distL="0" distR="0" wp14:anchorId="230C4E45" wp14:editId="1D812ED2">
+            <wp:extent cx="5943600" cy="3385185"/>
+            <wp:effectExtent l="0" t="0" r="0" b="5715"/>
+            <wp:docPr id="1145909113" name="Picture 1"/>
+            <wp:cNvGraphicFramePr>
+              <a:graphicFrameLocks xmlns:a="http://schemas.openxmlformats.org/drawingml/2006/main" noChangeAspect="1"/>
+            </wp:cNvGraphicFramePr>
+            <a:graphic xmlns:a="http://schemas.openxmlformats.org/drawingml/2006/main">
+              <a:graphicData uri="http://schemas.openxmlformats.org/drawingml/2006/picture">
+                <pic:pic xmlns:pic="http://schemas.openxmlformats.org/drawingml/2006/picture">
+                  <pic:nvPicPr>
+                    <pic:cNvPr id="1145909113" name=""/>
+                    <pic:cNvPicPr/>
+                  </pic:nvPicPr>
+                  <pic:blipFill>
+                    <a:blip r:embed="rId7"/>
+                    <a:stretch>
+                      <a:fillRect/>
+                    </a:stretch>
+                  </pic:blipFill>
+                  <pic:spPr>
+                    <a:xfrm>
+                      <a:off x="0" y="0"/>
+                      <a:ext cx="5943600" cy="3385185"/>
+                    </a:xfrm>
+                    <a:prstGeom prst="rect">
+                      <a:avLst/>
+                    </a:prstGeom>
+                  </pic:spPr>
+                </pic:pic>
+              </a:graphicData>
+            </a:graphic>
+          </wp:inline>
+        </w:drawing>
+      </w:r>
+    </w:p>
+    <w:p>
+      <w:pPr>
+        <w:jc w:val="both"/>
+        <w:rPr>
+          <w:rFonts w:ascii="Times New Roman" w:hAnsi="Times New Roman" w:cs="Times New Roman"/>
+        </w:rPr>
+      </w:pPr>
+    </w:p>
+    <w:p>
+      <w:pPr>
+        <w:jc w:val="both"/>
+        <w:rPr>
+          <w:rFonts w:ascii="Times New Roman" w:hAnsi="Times New Roman" w:cs="Times New Roman"/>
+        </w:rPr>
+      </w:pPr>
+    </w:p>
+    <w:p>
+      <w:pPr>
+        <w:jc w:val="both"/>
+        <w:rPr>
+          <w:rFonts w:ascii="Times New Roman" w:hAnsi="Times New Roman" w:cs="Times New Roman"/>
+          <w:b/>
+          <w:bCs/>
+          <w:u w:val="single"/>
+        </w:rPr>
+      </w:pPr>
+      <w:r>
+        <w:rPr>
+          <w:rFonts w:ascii="Times New Roman" w:hAnsi="Times New Roman" w:cs="Times New Roman"/>
+          <w:b/>
+          <w:bCs/>
+          <w:u w:val="single"/>
+        </w:rPr>
+        <w:lastRenderedPageBreak/>
+        <w:t>Videos con tutoriales</w:t>
+      </w:r>
+    </w:p>
+    <w:p>
+      <w:pPr>
+        <w:jc w:val="both"/>
+        <w:rPr>
+          <w:rFonts w:ascii="Times New Roman" w:hAnsi="Times New Roman" w:cs="Times New Roman"/>
+        </w:rPr>
+      </w:pPr>
+      <w:hyperlink r:id="rId8" w:history="1">
+        <w:r>
+          <w:rPr>
+            <w:rStyle w:val="Hyperlink"/>
+            <w:rFonts w:ascii="Times New Roman" w:hAnsi="Times New Roman" w:cs="Times New Roman"/>
+          </w:rPr>
+          <w:t>https://www.youtube.com/watch?v=wiBtIX8Nlcc</w:t>
+        </w:r>
+      </w:hyperlink>
+    </w:p>
+    <w:p>
+      <w:pPr>
+        <w:jc w:val="both"/>
+        <w:rPr>
+          <w:rFonts w:ascii="Times New Roman" w:hAnsi="Times New Roman" w:cs="Times New Roman"/>
+        </w:rPr>
+      </w:pPr>
+      <w:hyperlink r:id="rId9" w:history="1">
+        <w:r>
+          <w:rPr>
+            <w:rStyle w:val="Hyperlink"/>
+            <w:rFonts w:ascii="Times New Roman" w:hAnsi="Times New Roman" w:cs="Times New Roman"/>
+          </w:rPr>
+          <w:t>https://www.youtube.com/watch?v=2GQthj7m9cE</w:t>
+        </w:r>
+      </w:hyperlink>
+    </w:p>
+    <w:p>
+      <w:pPr>
+        <w:jc w:val="both"/>
+        <w:rPr>
+          <w:rFonts w:ascii="Times New Roman" w:hAnsi="Times New Roman" w:cs="Times New Roman"/>
+        </w:rPr>
+      </w:pPr>
+      <w:hyperlink r:id="rId10" w:history="1">
+        <w:r>
+          <w:rPr>
+            <w:rStyle w:val="Hyperlink"/>
+            <w:rFonts w:ascii="Times New Roman" w:hAnsi="Times New Roman" w:cs="Times New Roman"/>
+          </w:rPr>
+          <w:t>https://www.youtube.com/watch?v=jjuSXbv1nW8</w:t>
+        </w:r>
+      </w:hyperlink>
+    </w:p>
+    <w:p>
+      <w:pPr>
+        <w:jc w:val="both"/>
+        <w:rPr>
+          <w:rFonts w:ascii="Times New Roman" w:hAnsi="Times New Roman" w:cs="Times New Roman"/>
+        </w:rPr>
+      </w:pPr>
+      <w:hyperlink r:id="rId11" w:history="1">
+        <w:r>
+          <w:rPr>
+            <w:rStyle w:val="Hyperlink"/>
+            <w:rFonts w:ascii="Times New Roman" w:hAnsi="Times New Roman" w:cs="Times New Roman"/>
+          </w:rPr>
+          <w:t>https://www.youtube.com/watch?v=Uxsw-Fid3cM</w:t>
+        </w:r>
+      </w:hyperlink>
+    </w:p>
+    <w:p>
+      <w:pPr>
+        <w:jc w:val="both"/>
+        <w:rPr>
+          <w:rFonts w:ascii="Times New Roman" w:hAnsi="Times New Roman" w:cs="Times New Roman"/>
+        </w:rPr>
+      </w:pPr>
+    </w:p>
+    <w:p>
+      <w:pPr>
+        <w:jc w:val="both"/>
+        <w:rPr>
+          <w:rFonts w:ascii="Times New Roman" w:hAnsi="Times New Roman" w:cs="Times New Roman"/>
+          <w:b/>
+          <w:bCs/>
+          <w:u w:val="single"/>
+          <w:lang w:val="en-US"/>
+        </w:rPr>
+      </w:pPr>
+      <w:proofErr w:type="spellStart"/>
+      <w:r>
+        <w:rPr>
+          <w:rFonts w:ascii="Times New Roman" w:hAnsi="Times New Roman" w:cs="Times New Roman"/>
+          <w:b/>
+          <w:bCs/>
+          <w:u w:val="single"/>
+          <w:lang w:val="en-US"/>
+        </w:rPr>
         <w:t>Referencias</w:t>
       </w:r>
+      <w:proofErr w:type="spellEnd"/>
     </w:p>
     <w:p>
       <w:pPr>
@@ -523,7 +686,7 @@
         </w:rPr>
         <w:t xml:space="preserve">. Recuperado de </w:t>
       </w:r>
-      <w:hyperlink r:id="rId6" w:history="1">
+      <w:hyperlink r:id="rId12" w:history="1">
         <w:r>
           <w:rPr>
             <w:rStyle w:val="Hyperlink"/>
@@ -553,7 +716,7 @@
         </w:rPr>
         <w:t xml:space="preserve">Wikipedia. Recuperado de </w:t>
       </w:r>
-      <w:hyperlink r:id="rId7" w:history="1">
+      <w:hyperlink r:id="rId13" w:history="1">
         <w:r>
           <w:rPr>
             <w:rStyle w:val="Hyperlink"/>
@@ -564,8 +727,8 @@
       </w:hyperlink>
     </w:p>
     <w:sectPr>
-      <w:headerReference w:type="default" r:id="rId8"/>
-      <w:footerReference w:type="default" r:id="rId9"/>
+      <w:headerReference w:type="default" r:id="rId14"/>
+      <w:footerReference w:type="default" r:id="rId15"/>
       <w:pgSz w:w="12240" w:h="15840"/>
       <w:pgMar w:top="1440" w:right="1440" w:bottom="1440" w:left="1440" w:header="708" w:footer="708" w:gutter="0"/>
       <w:cols w:space="708"/>
